--- a/Articles/2026/4_Blender_Tips_and_Tricks/13_Saving_a_Pose_to_the_Pose_Asset _Library/Z Generic SEO for Blender Documents.docx
+++ b/Articles/2026/4_Blender_Tips_and_Tricks/13_Saving_a_Pose_to_the_Pose_Asset _Library/Z Generic SEO for Blender Documents.docx
@@ -22,7 +22,7 @@
         <w:t xml:space="preserve"> </w:t>
       </w:r>
       <w:r>
-        <w:t xml:space="preserve">Bringing in a Reference Image </w:t>
+        <w:t>13 Saving a Pose to the Pose Asset Library</w:t>
       </w:r>
       <w:r>
         <w:t>"&gt;</w:t>
@@ -81,7 +81,15 @@
         <w:t xml:space="preserve"> </w:t>
       </w:r>
       <w:r>
-        <w:t xml:space="preserve">Bringing in a Reference Image, </w:t>
+        <w:t xml:space="preserve"> </w:t>
+      </w:r>
+      <w:bookmarkStart w:id="1" w:name="_Hlk237183836"/>
+      <w:r>
+        <w:t>Saving a Pose to the Pose Asset Library</w:t>
+      </w:r>
+      <w:bookmarkEnd w:id="1"/>
+      <w:r>
+        <w:t xml:space="preserve">, </w:t>
       </w:r>
       <w:r>
         <w:t>Blender, 3D Modeling, Animation, Graphic Art</w:t>
@@ -117,7 +125,37 @@
         <w:t xml:space="preserve">explains </w:t>
       </w:r>
       <w:r>
-        <w:t>how to bring in a Reference Image in Blender</w:t>
+        <w:t xml:space="preserve">how to </w:t>
+      </w:r>
+      <w:r>
+        <w:t>s</w:t>
+      </w:r>
+      <w:r>
+        <w:t>av</w:t>
+      </w:r>
+      <w:r>
+        <w:t>e</w:t>
+      </w:r>
+      <w:r>
+        <w:t xml:space="preserve"> a </w:t>
+      </w:r>
+      <w:r>
+        <w:t>p</w:t>
+      </w:r>
+      <w:r>
+        <w:t xml:space="preserve">ose to the </w:t>
+      </w:r>
+      <w:r>
+        <w:t>p</w:t>
+      </w:r>
+      <w:r>
+        <w:t>ose Asset Library</w:t>
+      </w:r>
+      <w:r>
+        <w:t xml:space="preserve"> </w:t>
+      </w:r>
+      <w:r>
+        <w:t>in Blender</w:t>
       </w:r>
       <w:r>
         <w:t>/&gt;</w:t>
@@ -139,11 +177,17 @@
       <w:r>
         <w:t>" content="</w:t>
       </w:r>
-      <w:bookmarkStart w:id="1" w:name="_Hlk189913364"/>
-      <w:r>
-        <w:t xml:space="preserve">Bringing in a Reference Image, </w:t>
-      </w:r>
-      <w:bookmarkEnd w:id="1"/>
+      <w:bookmarkStart w:id="2" w:name="_Hlk189913364"/>
+      <w:r>
+        <w:t xml:space="preserve"> </w:t>
+      </w:r>
+      <w:r>
+        <w:t>Saving a Pose to the Pose Asset Library</w:t>
+      </w:r>
+      <w:r>
+        <w:t xml:space="preserve">, </w:t>
+      </w:r>
+      <w:bookmarkEnd w:id="2"/>
       <w:r>
         <w:t>Blender, 3D Modeling, Animation, Graphic Art</w:t>
       </w:r>
@@ -189,12 +233,10 @@
         <w:t>" content="</w:t>
       </w:r>
       <w:proofErr w:type="spellStart"/>
-      <w:proofErr w:type="gramStart"/>
       <w:r>
         <w:t>index,follow</w:t>
       </w:r>
       <w:proofErr w:type="spellEnd"/>
-      <w:proofErr w:type="gramEnd"/>
       <w:r>
         <w:t>" /&gt;</w:t>
       </w:r>
@@ -216,7 +258,7 @@
         <w:t>" content="</w:t>
       </w:r>
       <w:r>
-        <w:t>Saturday, February 8, 2025</w:t>
+        <w:t>Sunday, August 9, 2026</w:t>
       </w:r>
       <w:r>
         <w:t>" /&gt;</w:t>
@@ -244,7 +286,7 @@
         <w:t>https://starsindust.github.io/</w:t>
       </w:r>
       <w:r>
-        <w:t>Enlightenment/Articles/2025/1-Blender-Continued/5-Bringing-In-A-Reference-Image/Bringing-In-A-Reference-Image.html</w:t>
+        <w:t>Enlightenment/Articles/2026/4_Blender_Tips_and_Tricks/13_Saving_a_Pose_to_the_Pose_Asset_Library.html</w:t>
       </w:r>
       <w:r>
         <w:t>"&gt;</w:t>
